--- a/deliverables/emory_grad_pricing_speaker_notes_v2.docx
+++ b/deliverables/emory_grad_pricing_speaker_notes_v2.docx
@@ -993,7 +993,210 @@
           <w:color w:val="012169"/>
           <w:sz w:val="30"/>
         </w:rPr>
-        <w:t>Slide 11 — Data &amp; Methodology</w:t>
+        <w:t>Slide 11 — Recommendations</w:t>
+      </w:r>
+    </w:p>
+    <w:p>
+      <w:pPr>
+        <w:spacing w:before="80" w:after="40"/>
+      </w:pPr>
+      <w:r>
+        <w:rPr>
+          <w:rFonts w:ascii="Calibri" w:hAnsi="Calibri"/>
+          <w:b/>
+          <w:color w:val="012169"/>
+          <w:sz w:val="22"/>
+        </w:rPr>
+        <w:t>What to say</w:t>
+      </w:r>
+    </w:p>
+    <w:p>
+      <w:pPr>
+        <w:spacing w:after="160"/>
+      </w:pPr>
+      <w:r>
+        <w:rPr>
+          <w:rFonts w:ascii="Calibri" w:hAnsi="Calibri"/>
+          <w:color w:val="222222"/>
+          <w:sz w:val="22"/>
+        </w:rPr>
+        <w:t>Frame this slide as the bridge from analysis to action. We've spent eight slides describing what the data says — these four items are what we'd actually do about it. They're scoped so LGS leadership could action all four in a single review cycle: one data audit, one aid-strategy review, one sticker-price test, and one policy codification.</w:t>
+      </w:r>
+    </w:p>
+    <w:p>
+      <w:pPr>
+        <w:spacing w:after="160"/>
+      </w:pPr>
+      <w:r>
+        <w:rPr>
+          <w:rFonts w:ascii="Calibri" w:hAnsi="Calibri"/>
+          <w:color w:val="222222"/>
+          <w:sz w:val="22"/>
+        </w:rPr>
+        <w:t>Recommendation 01 is the lowest-effort, highest-clarity item: Data Science and MBID both show literal-zero LGS scholarship across the entire 8-year panel. That is either a data-feed problem (awards are being made under descriptions our filter excludes) or it's a real pricing carve-out. We don't yet know which. A manual reconciliation against the raw FA ledger is a few hours of work and either way it changes the conversation.</w:t>
+      </w:r>
+    </w:p>
+    <w:p>
+      <w:pPr>
+        <w:spacing w:after="160"/>
+      </w:pPr>
+      <w:r>
+        <w:rPr>
+          <w:rFonts w:ascii="Calibri" w:hAnsi="Calibri"/>
+          <w:color w:val="222222"/>
+          <w:sz w:val="22"/>
+        </w:rPr>
+        <w:t>Recommendation 02 is the biggest dollar lever in the portfolio. Computer Science is 86% international and still gets ~49% off. The intuition that international students subsidize domestic ones simply doesn't show up in this data. Worth a yield-elasticity test on the next admit cycle to find out how much aid is actually buying us in conversion.</w:t>
+      </w:r>
+    </w:p>
+    <w:p>
+      <w:pPr>
+        <w:spacing w:after="160"/>
+      </w:pPr>
+      <w:r>
+        <w:rPr>
+          <w:rFonts w:ascii="Calibri" w:hAnsi="Calibri"/>
+          <w:color w:val="222222"/>
+          <w:sz w:val="22"/>
+        </w:rPr>
+        <w:t>Recommendation 03 is the upside case. Emory's $47–51k annualized sits $20–40k below Columbia and NYU. CS enrollment has roughly doubled since 2022 — the demand signal is there. A modest sticker increase in CS and MDP keeps us comfortably below the urban-elite tier and generates real revenue without repositioning the brand.</w:t>
+      </w:r>
+    </w:p>
+    <w:p>
+      <w:pPr>
+        <w:spacing w:after="160"/>
+      </w:pPr>
+      <w:r>
+        <w:rPr>
+          <w:rFonts w:ascii="Calibri" w:hAnsi="Calibri"/>
+          <w:color w:val="222222"/>
+          <w:sz w:val="22"/>
+        </w:rPr>
+        <w:t>Recommendation 04 is governance, not pricing. MDP's 55% discount rate is real and it's stable, but it isn't written down anywhere. That's how rates drift. Document the rule and the rate becomes a deliberate decision rather than an artifact.</w:t>
+      </w:r>
+    </w:p>
+    <w:p>
+      <w:pPr>
+        <w:spacing w:before="80" w:after="40"/>
+      </w:pPr>
+      <w:r>
+        <w:rPr>
+          <w:rFonts w:ascii="Calibri" w:hAnsi="Calibri"/>
+          <w:b/>
+          <w:color w:val="012169"/>
+          <w:sz w:val="22"/>
+        </w:rPr>
+        <w:t>Key points</w:t>
+      </w:r>
+    </w:p>
+    <w:p>
+      <w:pPr>
+        <w:pStyle w:val="ListBullet"/>
+        <w:spacing w:after="80"/>
+      </w:pPr>
+      <w:r>
+        <w:rPr>
+          <w:rFonts w:ascii="Calibri" w:hAnsi="Calibri"/>
+          <w:color w:val="222222"/>
+          <w:sz w:val="22"/>
+        </w:rPr>
+        <w:t>01 — Data audit. Cheapest item, biggest fact-check value.</w:t>
+      </w:r>
+    </w:p>
+    <w:p>
+      <w:pPr>
+        <w:pStyle w:val="ListBullet"/>
+        <w:spacing w:after="80"/>
+      </w:pPr>
+      <w:r>
+        <w:rPr>
+          <w:rFonts w:ascii="Calibri" w:hAnsi="Calibri"/>
+          <w:color w:val="222222"/>
+          <w:sz w:val="22"/>
+        </w:rPr>
+        <w:t>02 — CS aid review is the largest dollar conversation in the portfolio.</w:t>
+      </w:r>
+    </w:p>
+    <w:p>
+      <w:pPr>
+        <w:pStyle w:val="ListBullet"/>
+        <w:spacing w:after="80"/>
+      </w:pPr>
+      <w:r>
+        <w:rPr>
+          <w:rFonts w:ascii="Calibri" w:hAnsi="Calibri"/>
+          <w:color w:val="222222"/>
+          <w:sz w:val="22"/>
+        </w:rPr>
+        <w:t>03 — Sticker-price test is the lowest-risk revenue lever; CS/MDP are the obvious candidates.</w:t>
+      </w:r>
+    </w:p>
+    <w:p>
+      <w:pPr>
+        <w:pStyle w:val="ListBullet"/>
+        <w:spacing w:after="80"/>
+      </w:pPr>
+      <w:r>
+        <w:rPr>
+          <w:rFonts w:ascii="Calibri" w:hAnsi="Calibri"/>
+          <w:color w:val="222222"/>
+          <w:sz w:val="22"/>
+        </w:rPr>
+        <w:t>04 — MDP policy codification is governance work, not a pricing change.</w:t>
+      </w:r>
+    </w:p>
+    <w:tbl>
+      <w:tblPr>
+        <w:tblW w:type="auto" w:w="0"/>
+        <w:tblLook w:firstColumn="1" w:firstRow="1" w:lastColumn="0" w:lastRow="0" w:noHBand="0" w:noVBand="1" w:val="04A0"/>
+      </w:tblPr>
+      <w:tblGrid>
+        <w:gridCol w:w="8640"/>
+      </w:tblGrid>
+      <w:tr>
+        <w:tc>
+          <w:tcPr>
+            <w:tcW w:type="dxa" w:w="8640"/>
+            <w:shd w:val="clear" w:color="auto" w:fill="FFF4D6"/>
+          </w:tcPr>
+          <w:p>
+            <w:pPr>
+              <w:spacing w:before="40" w:after="40"/>
+            </w:pPr>
+            <w:r>
+              <w:rPr>
+                <w:rFonts w:ascii="Calibri" w:hAnsi="Calibri"/>
+                <w:b/>
+                <w:color w:val="F2A900"/>
+                <w:sz w:val="22"/>
+              </w:rPr>
+              <w:t xml:space="preserve">TIP — </w:t>
+            </w:r>
+            <w:r>
+              <w:rPr>
+                <w:rFonts w:ascii="Calibri" w:hAnsi="Calibri"/>
+                <w:color w:val="222222"/>
+                <w:sz w:val="22"/>
+              </w:rPr>
+              <w:t>If you have time for only one rec in the room, lead with 02 — the CS aid question is where the conversation will gravitate anyway, and it's where the largest dollars are. 01 is a quick credibility win to set up before the bigger discussions.</w:t>
+            </w:r>
+          </w:p>
+        </w:tc>
+      </w:tr>
+    </w:tbl>
+    <w:p/>
+    <w:p>
+      <w:pPr>
+        <w:spacing w:before="240" w:after="80"/>
+      </w:pPr>
+      <w:r>
+        <w:rPr>
+          <w:rFonts w:ascii="Calibri" w:hAnsi="Calibri"/>
+          <w:b/>
+          <w:color w:val="012169"/>
+          <w:sz w:val="30"/>
+        </w:rPr>
+        <w:t>Slide 12 — Data &amp; Methodology</w:t>
       </w:r>
     </w:p>
     <w:p>
